--- a/Универ/5 курс/ХИУД/КР/ХиУД КР.docx
+++ b/Универ/5 курс/ХИУД/КР/ХиУД КР.docx
@@ -283,15 +283,6 @@
           <w:szCs w:val="28"/>
           <w:lang w:eastAsia="be-BY"/>
         </w:rPr>
-        <w:t/>
-      </w:r>
-      <w:r>
-        <w:rPr>
-          <w:rFonts w:eastAsia="Times New Roman" w:cs="Times New Roman"/>
-          <w:color w:val="000000"/>
-          <w:szCs w:val="28"/>
-          <w:lang w:eastAsia="be-BY"/>
-        </w:rPr>
         <w:t xml:space="preserve"> </w:t>
       </w:r>
     </w:p>
@@ -812,6 +803,7 @@
           <w:b w:val="0"/>
           <w:bCs w:val="0"/>
         </w:rPr>
+        <w:lastRenderedPageBreak/>
         <w:t>Содержание</w:t>
       </w:r>
     </w:p>
@@ -866,9 +858,9 @@
               <w:rPr>
                 <w:sz w:val="28"/>
                 <w:szCs w:val="28"/>
-                <w:lang w:val="ru-RU" w:eastAsia="en-US"/>
-              </w:rPr>
-              <w:t xml:space="preserve">Введение</w:t>
+                <w:lang w:eastAsia="en-US"/>
+              </w:rPr>
+              <w:t>Введение</w:t>
             </w:r>
             <w:r>
               <w:rPr>
@@ -929,9 +921,9 @@
               <w:rPr>
                 <w:sz w:val="28"/>
                 <w:szCs w:val="28"/>
-                <w:lang w:val="ru-RU" w:eastAsia="en-US"/>
-              </w:rPr>
-              <w:t xml:space="preserve">1 Понятие облака и сервисные модели</w:t>
+                <w:lang w:eastAsia="en-US"/>
+              </w:rPr>
+              <w:t>1 Понятие облака и сервисные модели</w:t>
             </w:r>
             <w:r>
               <w:rPr>
@@ -992,9 +984,9 @@
               <w:rPr>
                 <w:sz w:val="28"/>
                 <w:szCs w:val="28"/>
-                <w:lang w:val="ru-RU" w:eastAsia="en-US"/>
-              </w:rPr>
-              <w:t xml:space="preserve">2 Виды развертывания облака</w:t>
+                <w:lang w:eastAsia="en-US"/>
+              </w:rPr>
+              <w:t>2 Виды развертывания облака</w:t>
             </w:r>
             <w:r>
               <w:rPr>
@@ -1055,9 +1047,9 @@
               <w:rPr>
                 <w:sz w:val="28"/>
                 <w:szCs w:val="28"/>
-                <w:lang w:val="ru-RU" w:eastAsia="en-US"/>
-              </w:rPr>
-              <w:t xml:space="preserve">3 Инфраструктура облачных вычислений</w:t>
+                <w:lang w:eastAsia="en-US"/>
+              </w:rPr>
+              <w:t>3 Инфраструктура облачных вычислений</w:t>
             </w:r>
             <w:r>
               <w:rPr>
@@ -1118,9 +1110,9 @@
               <w:rPr>
                 <w:sz w:val="28"/>
                 <w:szCs w:val="28"/>
-                <w:lang w:val="ru-RU" w:eastAsia="en-US"/>
-              </w:rPr>
-              <w:t xml:space="preserve">4 Переход к облачной инфраструктуре</w:t>
+                <w:lang w:eastAsia="en-US"/>
+              </w:rPr>
+              <w:t>4 Переход к облачной инфраструктуре</w:t>
             </w:r>
             <w:r>
               <w:rPr>
@@ -1181,9 +1173,9 @@
               <w:rPr>
                 <w:sz w:val="28"/>
                 <w:szCs w:val="28"/>
-                <w:lang w:val="ru-RU" w:eastAsia="en-US"/>
-              </w:rPr>
-              <w:t xml:space="preserve">5 Пример выбора облачной модели</w:t>
+                <w:lang w:eastAsia="en-US"/>
+              </w:rPr>
+              <w:t>5 Пример выбора облачной модели</w:t>
             </w:r>
             <w:r>
               <w:rPr>
@@ -1244,9 +1236,9 @@
               <w:rPr>
                 <w:sz w:val="28"/>
                 <w:szCs w:val="28"/>
-                <w:lang w:val="ru-RU" w:eastAsia="en-US"/>
-              </w:rPr>
-              <w:t xml:space="preserve">Заключение</w:t>
+                <w:lang w:eastAsia="en-US"/>
+              </w:rPr>
+              <w:t>Заключение</w:t>
             </w:r>
             <w:r>
               <w:rPr>
@@ -1307,9 +1299,9 @@
               <w:rPr>
                 <w:sz w:val="28"/>
                 <w:szCs w:val="28"/>
-                <w:lang w:val="ru-RU" w:eastAsia="en-US"/>
-              </w:rPr>
-              <w:t xml:space="preserve">Список использованных источников</w:t>
+                <w:lang w:eastAsia="en-US"/>
+              </w:rPr>
+              <w:t>Список использованных источников</w:t>
             </w:r>
             <w:r>
               <w:rPr>
@@ -1352,14 +1344,15 @@
         <w:pStyle w:val="a5"/>
         <w:pageBreakBefore/>
         <w:rPr>
-          <w:lang w:val="ru-RU" w:eastAsia="en-US"/>
-        </w:rPr>
-      </w:pPr>
-      <w:r>
-        <w:rPr>
-          <w:lang w:val="ru-RU" w:eastAsia="en-US"/>
-        </w:rPr>
-        <w:t xml:space="preserve">Введение</w:t>
+          <w:lang w:eastAsia="en-US"/>
+        </w:rPr>
+      </w:pPr>
+      <w:r>
+        <w:rPr>
+          <w:lang w:eastAsia="en-US"/>
+        </w:rPr>
+        <w:lastRenderedPageBreak/>
+        <w:t>Введение</w:t>
       </w:r>
     </w:p>
     <w:p>
@@ -1373,7 +1366,7 @@
         <w:rPr>
           <w:lang w:val="ru-RU" w:eastAsia="en-US"/>
         </w:rPr>
-        <w:t xml:space="preserve">Облачные вычисления позволяют организации получать вычислительные ресурсы без покупки собственного оборудования. Организация арендует у провайдера серверы, место для хранения данных или готовые приложения и платит за то, что использует. При этом меняется распределение работы по хранению и управлению данными: часть задач переходит к провайдеру, а часть остаётся за клиентом.</w:t>
+        <w:t>Облачные вычисления позволяют организации получать вычислительные ресурсы без покупки собственного оборудования. Организация арендует у провайдера серверы, место для хранения данных или готовые приложения и платит за то, что использует. При этом меняется распределение работы по хранению и управлению данными: часть задач переходит к провайдеру, а часть остаётся за клиентом.</w:t>
       </w:r>
     </w:p>
     <w:p>
@@ -1387,7 +1380,7 @@
         <w:rPr>
           <w:lang w:val="ru-RU" w:eastAsia="en-US"/>
         </w:rPr>
-        <w:t xml:space="preserve">Цель работы – рассмотреть облачные вычисления с точки зрения организации, которая собирается перенести в облако свои системы. Для этого в работе рассматриваются понятие облака и сервисные модели, виды развертывания облака, состав облачной инфраструктуры, основные аспекты и этапы перехода к облачной инфраструктуре. В завершение разбирается пример выбора облачных моделей для интернет-магазина.</w:t>
+        <w:t>Цель работы – рассмотреть облачные вычисления с точки зрения организации, которая собирается перенести в облако свои системы. Для этого в работе рассматриваются понятие облака и сервисные модели, виды развертывания облака, состав облачной инфраструктуры, основные аспекты и этапы перехода к облачной инфраструктуре. В завершение разбирается пример выбора облачных моделей для интернет-магазина.</w:t>
       </w:r>
     </w:p>
     <w:p>
@@ -1396,14 +1389,15 @@
         <w:pageBreakBefore/>
         <w:ind w:left="0" w:firstLine="709"/>
         <w:rPr>
-          <w:lang w:val="ru-RU" w:eastAsia="en-US"/>
-        </w:rPr>
-      </w:pPr>
-      <w:r>
-        <w:rPr>
-          <w:lang w:val="ru-RU" w:eastAsia="en-US"/>
-        </w:rPr>
-        <w:t xml:space="preserve">Понятие облака и сервисные модели</w:t>
+          <w:lang w:eastAsia="en-US"/>
+        </w:rPr>
+      </w:pPr>
+      <w:r>
+        <w:rPr>
+          <w:lang w:eastAsia="en-US"/>
+        </w:rPr>
+        <w:lastRenderedPageBreak/>
+        <w:t>Понятие облака и сервисные модели</w:t>
       </w:r>
     </w:p>
     <w:p>
@@ -1417,7 +1411,7 @@
         <w:rPr>
           <w:lang w:val="ru-RU" w:eastAsia="en-US"/>
         </w:rPr>
-        <w:t xml:space="preserve">Облачные вычисления (cloud computing) представляют собой модель доступа через сеть к общему набору вычислительных ресурсов по запросу пользователя [1]. К таким ресурсам относятся серверы, системы хранения данных, сети, приложения и сервисы. Поставщик услуги, или провайдер, выделяет ресурсы и обеспечивает работу своей инфраструктуры. Пользователь создаёт серверы, получает место для данных или работает с готовыми приложениями, и ему не нужно знать, где физически находится оборудование.</w:t>
+        <w:t>Облачные вычисления (cloud computing) представляют собой модель доступа через сеть к общему набору вычислительных ресурсов по запросу пользователя [1]. К таким ресурсам относятся серверы, системы хранения данных, сети, приложения и сервисы. Поставщик услуги, или провайдер, выделяет ресурсы и обеспечивает работу своей инфраструктуры. Пользователь создаёт серверы, получает место для данных или работает с готовыми приложениями, и ему не нужно знать, где физически находится оборудование.</w:t>
       </w:r>
     </w:p>
     <w:p>
@@ -1432,7 +1426,7 @@
         <w:rPr>
           <w:lang w:val="ru-RU" w:eastAsia="en-US"/>
         </w:rPr>
-        <w:t xml:space="preserve">Национальный институт стандартов и технологий США (NIST) выделяет пять основных признаков облака [1]:</w:t>
+        <w:t>Национальный институт стандартов и технологий США (NIST) выделяет пять основных признаков облака [1]:</w:t>
       </w:r>
     </w:p>
     <w:p>
@@ -1446,7 +1440,7 @@
         <w:rPr>
           <w:lang w:val="ru-RU" w:eastAsia="en-US"/>
         </w:rPr>
-        <w:t xml:space="preserve">1) Самообслуживание по запросу. Пользователь получает ресурсы через панель управления без обращения к сотруднику провайдера.</w:t>
+        <w:t>1) Самообслуживание по запросу. Пользователь получает ресурсы через панель управления без обращения к сотруднику провайдера.</w:t>
       </w:r>
     </w:p>
     <w:p>
@@ -1460,7 +1454,7 @@
         <w:rPr>
           <w:lang w:val="ru-RU" w:eastAsia="en-US"/>
         </w:rPr>
-        <w:t xml:space="preserve">2) Доступ по сети. Пользователь подключается с компьютера или другого устройства через интернет либо внутреннюю сеть.</w:t>
+        <w:t>2) Доступ по сети. Пользователь подключается с компьютера или другого устройства через интернет либо внутреннюю сеть.</w:t>
       </w:r>
     </w:p>
     <w:p>
@@ -1474,7 +1468,7 @@
         <w:rPr>
           <w:lang w:val="ru-RU" w:eastAsia="en-US"/>
         </w:rPr>
-        <w:t xml:space="preserve">3) Объединение ресурсов. Провайдер распределяет общий запас мощностей между потребителями с разделением доступа.</w:t>
+        <w:t>3) Объединение ресурсов. Провайдер распределяет общий запас мощностей между потребителями с разделением доступа.</w:t>
       </w:r>
     </w:p>
     <w:p>
@@ -1488,7 +1482,7 @@
         <w:rPr>
           <w:lang w:val="ru-RU" w:eastAsia="en-US"/>
         </w:rPr>
-        <w:t xml:space="preserve">4) Эластичность. Пользователь может быстро увеличить ресурсы при росте нагрузки и освободить их после её снижения.</w:t>
+        <w:t>4) Эластичность. Пользователь может быстро увеличить ресурсы при росте нагрузки и освободить их после её снижения.</w:t>
       </w:r>
     </w:p>
     <w:p>
@@ -1502,7 +1496,7 @@
         <w:rPr>
           <w:lang w:val="ru-RU" w:eastAsia="en-US"/>
         </w:rPr>
-        <w:t xml:space="preserve">5) Учёт потребления. Провайдер измеряет использование ресурсов. Способ оплаты зависит от условий услуги.</w:t>
+        <w:t>5) Учёт потребления. Провайдер измеряет использование ресурсов. Способ оплаты зависит от условий услуги.</w:t>
       </w:r>
     </w:p>
     <w:p>
@@ -1517,7 +1511,7 @@
         <w:rPr>
           <w:lang w:val="ru-RU" w:eastAsia="en-US"/>
         </w:rPr>
-        <w:t xml:space="preserve">Облака классифицируют по двум признакам: по сервисной модели, которая определяет, какую часть работы берёт на себя провайдер, и по модели развертывания [1]. Выделяют следующие сервисные модели:</w:t>
+        <w:t>Облака классифицируют по двум признакам: по сервисной модели, которая определяет, какую часть работы берёт на себя провайдер, и по модели развертывания [1]. Выделяют следующие сервисные модели:</w:t>
       </w:r>
     </w:p>
     <w:p>
@@ -1531,7 +1525,7 @@
         <w:rPr>
           <w:lang w:val="ru-RU" w:eastAsia="en-US"/>
         </w:rPr>
-        <w:t xml:space="preserve">1) IaaS (Infrastructure as a Service, инфраструктура как услуга). Организация арендует у провайдера виртуальные серверы, системы хранения данных и сети. Клиент сам устанавливает и обновляет операционную систему и приложения и управляет данными. Провайдер может предоставлять и заранее настроенные машины для типовых задач, например для баз данных или почтовых серверов.</w:t>
+        <w:t>1) IaaS (Infrastructure as a Service, инфраструктура как услуга). Организация арендует у провайдера виртуальные серверы, системы хранения данных и сети. Клиент сам устанавливает и обновляет операционную систему и приложения и управляет данными. Провайдер может предоставлять и заранее настроенные машины для типовых задач, например для баз данных или почтовых серверов.</w:t>
       </w:r>
     </w:p>
     <w:p>
@@ -1543,9 +1537,51 @@
       </w:pPr>
       <w:r>
         <w:rPr>
-          <w:lang w:val="ru-RU" w:eastAsia="en-US"/>
-        </w:rPr>
-        <w:t xml:space="preserve">2) PaaS (Platform as a Service, платформа как услуга). Кроме инфраструктуры провайдер предоставляет готовую среду для разработки и запуска приложений: операционную систему, базы данных и инструменты. Клиент разрабатывает приложение и управляет его настройками и данными, а ресурсы для работы приложения платформа выделяет автоматически.</w:t>
+          <w:lang w:eastAsia="en-US"/>
+        </w:rPr>
+        <w:t xml:space="preserve">2) PaaS (Platform as a Service, </w:t>
+      </w:r>
+      <w:r>
+        <w:rPr>
+          <w:lang w:val="ru-RU" w:eastAsia="en-US"/>
+        </w:rPr>
+        <w:t>платформа</w:t>
+      </w:r>
+      <w:r>
+        <w:rPr>
+          <w:lang w:eastAsia="en-US"/>
+        </w:rPr>
+        <w:t xml:space="preserve"> </w:t>
+      </w:r>
+      <w:r>
+        <w:rPr>
+          <w:lang w:val="ru-RU" w:eastAsia="en-US"/>
+        </w:rPr>
+        <w:t>как</w:t>
+      </w:r>
+      <w:r>
+        <w:rPr>
+          <w:lang w:eastAsia="en-US"/>
+        </w:rPr>
+        <w:t xml:space="preserve"> </w:t>
+      </w:r>
+      <w:r>
+        <w:rPr>
+          <w:lang w:val="ru-RU" w:eastAsia="en-US"/>
+        </w:rPr>
+        <w:t>услуга</w:t>
+      </w:r>
+      <w:r>
+        <w:rPr>
+          <w:lang w:eastAsia="en-US"/>
+        </w:rPr>
+        <w:t xml:space="preserve">). </w:t>
+      </w:r>
+      <w:r>
+        <w:rPr>
+          <w:lang w:val="ru-RU" w:eastAsia="en-US"/>
+        </w:rPr>
+        <w:t>Кроме инфраструктуры провайдер предоставляет готовую среду для разработки и запуска приложений: операционную систему, базы данных и инструменты. Клиент разрабатывает приложение и управляет его настройками и данными, а ресурсы для работы приложения платформа выделяет автоматически.</w:t>
       </w:r>
     </w:p>
     <w:p>
@@ -1559,7 +1595,7 @@
         <w:rPr>
           <w:lang w:val="ru-RU" w:eastAsia="en-US"/>
         </w:rPr>
-        <w:t xml:space="preserve">3) SaaS (Software as a Service, программное обеспечение как услуга). Клиент работает с готовым приложением через браузер или мобильный клиент, обычно по подписке. Провайдер размещает приложение, обслуживает его и выпускает обновления и исправления безопасности. Примерами SaaS служат веб-почта, CRM-системы, Jira и Confluence.</w:t>
+        <w:t>3) SaaS (Software as a Service, программное обеспечение как услуга). Клиент работает с готовым приложением через браузер или мобильный клиент, обычно по подписке. Провайдер размещает приложение, обслуживает его и выпускает обновления и исправления безопасности. Примерами SaaS служат веб-почта, CRM-системы, Jira и Confluence.</w:t>
       </w:r>
     </w:p>
     <w:p>
@@ -1573,7 +1609,14 @@
         <w:rPr>
           <w:lang w:val="ru-RU" w:eastAsia="en-US"/>
         </w:rPr>
-        <w:t xml:space="preserve">4) FaaS (Function as a Service, функции как услуга), или бессерверные вычисления. Клиент передаёт провайдеру код отдельной функции. Провайдер запускает его по событию, выделяет ресурсы на время выполнения, возвращает результат и освобождает ресурсы. Клиент не создаёт и не обслуживает серверы.</w:t>
+        <w:t xml:space="preserve">4) FaaS (Function as a Service, функции как услуга), или бессерверные вычисления. Клиент передаёт провайдеру код отдельной функции. Провайдер запускает его по событию, выделяет ресурсы на время выполнения, </w:t>
+      </w:r>
+      <w:r>
+        <w:rPr>
+          <w:lang w:val="ru-RU" w:eastAsia="en-US"/>
+        </w:rPr>
+        <w:lastRenderedPageBreak/>
+        <w:t>возвращает результат и освобождает ресурсы. Клиент не создаёт и не обслуживает серверы.</w:t>
       </w:r>
     </w:p>
     <w:p>
@@ -1587,14 +1630,14 @@
         <w:rPr>
           <w:lang w:val="ru-RU" w:eastAsia="en-US"/>
         </w:rPr>
-        <w:t xml:space="preserve">Основные сервисные модели сравниваются в таблице 1.1.</w:t>
+        <w:t>Основные сервисные модели сравниваются в таблице 1.1.</w:t>
       </w:r>
     </w:p>
     <w:p>
       <w:pPr>
         <w:pStyle w:val="a7"/>
         <w:keepNext/>
-        <w:spacing w:before="240" w:after="0"/>
+        <w:spacing w:before="240"/>
         <w:ind w:firstLine="0"/>
         <w:jc w:val="left"/>
         <w:rPr>
@@ -1605,7 +1648,7 @@
         <w:rPr>
           <w:lang w:val="ru-RU" w:eastAsia="en-US"/>
         </w:rPr>
-        <w:t xml:space="preserve">Таблица 1.1 – Сравнение сервисных моделей</w:t>
+        <w:t>Таблица 1.1 – Сравнение сервисных моделей</w:t>
       </w:r>
     </w:p>
     <w:tbl>
@@ -1641,11 +1684,9 @@
             </w:pPr>
             <w:r>
               <w:rPr>
-                <w:sz w:val="28"/>
-                <w:szCs w:val="28"/>
                 <w:lang w:val="ru-RU" w:eastAsia="en-US"/>
               </w:rPr>
-              <w:t xml:space="preserve">Модель</w:t>
+              <w:t>Модель</w:t>
             </w:r>
           </w:p>
         </w:tc>
@@ -1665,11 +1706,9 @@
             </w:pPr>
             <w:r>
               <w:rPr>
-                <w:sz w:val="28"/>
-                <w:szCs w:val="28"/>
                 <w:lang w:val="ru-RU" w:eastAsia="en-US"/>
               </w:rPr>
-              <w:t xml:space="preserve">Что получает клиент</w:t>
+              <w:t>Что получает клиент</w:t>
             </w:r>
           </w:p>
         </w:tc>
@@ -1689,11 +1728,9 @@
             </w:pPr>
             <w:r>
               <w:rPr>
-                <w:sz w:val="28"/>
-                <w:szCs w:val="28"/>
                 <w:lang w:val="ru-RU" w:eastAsia="en-US"/>
               </w:rPr>
-              <w:t xml:space="preserve">Что делает клиент</w:t>
+              <w:t>Что делает клиент</w:t>
             </w:r>
           </w:p>
         </w:tc>
@@ -1718,11 +1755,9 @@
             </w:pPr>
             <w:r>
               <w:rPr>
-                <w:sz w:val="28"/>
-                <w:szCs w:val="28"/>
                 <w:lang w:val="ru-RU" w:eastAsia="en-US"/>
               </w:rPr>
-              <w:t xml:space="preserve">IaaS</w:t>
+              <w:t>IaaS</w:t>
             </w:r>
           </w:p>
         </w:tc>
@@ -1742,11 +1777,9 @@
             </w:pPr>
             <w:r>
               <w:rPr>
-                <w:sz w:val="28"/>
-                <w:szCs w:val="28"/>
                 <w:lang w:val="ru-RU" w:eastAsia="en-US"/>
               </w:rPr>
-              <w:t xml:space="preserve">Виртуальные серверы, диски и сеть</w:t>
+              <w:t>Виртуальные серверы, диски и сеть</w:t>
             </w:r>
           </w:p>
         </w:tc>
@@ -1766,11 +1799,9 @@
             </w:pPr>
             <w:r>
               <w:rPr>
-                <w:sz w:val="28"/>
-                <w:szCs w:val="28"/>
                 <w:lang w:val="ru-RU" w:eastAsia="en-US"/>
               </w:rPr>
-              <w:t xml:space="preserve">Устанавливает и обновляет операционную систему и приложения, управляет данными</w:t>
+              <w:t>Устанавливает и обновляет операционную систему и приложения, управляет данными</w:t>
             </w:r>
           </w:p>
         </w:tc>
@@ -1795,11 +1826,9 @@
             </w:pPr>
             <w:r>
               <w:rPr>
-                <w:sz w:val="28"/>
-                <w:szCs w:val="28"/>
                 <w:lang w:val="ru-RU" w:eastAsia="en-US"/>
               </w:rPr>
-              <w:t xml:space="preserve">PaaS</w:t>
+              <w:t>PaaS</w:t>
             </w:r>
           </w:p>
         </w:tc>
@@ -1819,11 +1848,9 @@
             </w:pPr>
             <w:r>
               <w:rPr>
-                <w:sz w:val="28"/>
-                <w:szCs w:val="28"/>
                 <w:lang w:val="ru-RU" w:eastAsia="en-US"/>
               </w:rPr>
-              <w:t xml:space="preserve">Среду для запуска своего приложения</w:t>
+              <w:t>Среду для запуска своего приложения</w:t>
             </w:r>
           </w:p>
         </w:tc>
@@ -1843,11 +1870,9 @@
             </w:pPr>
             <w:r>
               <w:rPr>
-                <w:sz w:val="28"/>
-                <w:szCs w:val="28"/>
                 <w:lang w:val="ru-RU" w:eastAsia="en-US"/>
               </w:rPr>
-              <w:t xml:space="preserve">Разрабатывает приложение, управляет его настройками и данными</w:t>
+              <w:t>Разрабатывает приложение, управляет его настройками и данными</w:t>
             </w:r>
           </w:p>
         </w:tc>
@@ -1871,11 +1896,9 @@
             </w:pPr>
             <w:r>
               <w:rPr>
-                <w:sz w:val="28"/>
-                <w:szCs w:val="28"/>
                 <w:lang w:val="ru-RU" w:eastAsia="en-US"/>
               </w:rPr>
-              <w:t xml:space="preserve">SaaS</w:t>
+              <w:t>SaaS</w:t>
             </w:r>
           </w:p>
         </w:tc>
@@ -1894,11 +1917,9 @@
             </w:pPr>
             <w:r>
               <w:rPr>
-                <w:sz w:val="28"/>
-                <w:szCs w:val="28"/>
                 <w:lang w:val="ru-RU" w:eastAsia="en-US"/>
               </w:rPr>
-              <w:t xml:space="preserve">Готовое приложение, например почту</w:t>
+              <w:t>Готовое приложение, например почту</w:t>
             </w:r>
           </w:p>
         </w:tc>
@@ -1917,11 +1938,9 @@
             </w:pPr>
             <w:r>
               <w:rPr>
-                <w:sz w:val="28"/>
-                <w:szCs w:val="28"/>
                 <w:lang w:val="ru-RU" w:eastAsia="en-US"/>
               </w:rPr>
-              <w:t xml:space="preserve">Работает с приложением и управляет доступными настройками и доступом</w:t>
+              <w:t>Работает с приложением и управляет доступными настройками и доступом</w:t>
             </w:r>
           </w:p>
         </w:tc>
@@ -1939,23 +1958,22 @@
         <w:rPr>
           <w:lang w:val="ru-RU" w:eastAsia="en-US"/>
         </w:rPr>
-        <w:t xml:space="preserve">Сервисные модели различаются тем, какой объём администрирования остаётся у клиента: в IaaS он наибольший, в SaaS наименьший.</w:t>
+        <w:t>Сервисные модели различаются тем, какой объём администрирования остаётся у клиента: в IaaS он наибольший, в SaaS наименьший.</w:t>
       </w:r>
     </w:p>
     <w:p>
       <w:pPr>
         <w:pStyle w:val="a"/>
-        <w:keepNext/>
         <w:ind w:left="0" w:firstLine="709"/>
         <w:rPr>
-          <w:lang w:val="ru-RU" w:eastAsia="en-US"/>
-        </w:rPr>
-      </w:pPr>
-      <w:r>
-        <w:rPr>
-          <w:lang w:val="ru-RU" w:eastAsia="en-US"/>
-        </w:rPr>
-        <w:t xml:space="preserve">Виды развертывания облака</w:t>
+          <w:lang w:eastAsia="en-US"/>
+        </w:rPr>
+      </w:pPr>
+      <w:r>
+        <w:rPr>
+          <w:lang w:eastAsia="en-US"/>
+        </w:rPr>
+        <w:t>Виды развертывания облака</w:t>
       </w:r>
     </w:p>
     <w:p>
@@ -1970,7 +1988,7 @@
         <w:rPr>
           <w:lang w:val="ru-RU" w:eastAsia="en-US"/>
         </w:rPr>
-        <w:t xml:space="preserve">Модель развертывания определяет круг пользователей облака и организацию облачной среды. Классификация NIST выделяет четыре модели [1]:</w:t>
+        <w:t>Модель развертывания определяет круг пользователей облака и организацию облачной среды. Классификация NIST выделяет четыре модели [1]:</w:t>
       </w:r>
     </w:p>
     <w:p>
@@ -1984,7 +2002,7 @@
         <w:rPr>
           <w:lang w:val="ru-RU" w:eastAsia="en-US"/>
         </w:rPr>
-        <w:t xml:space="preserve">1) Публичное облако (public cloud). Инфраструктура принадлежит провайдеру, её ресурсами пользуются многие клиенты. Это самый распространённый вариант.</w:t>
+        <w:t>1) Публичное облако (public cloud). Инфраструктура принадлежит провайдеру, её ресурсами пользуются многие клиенты. Это самый распространённый вариант.</w:t>
       </w:r>
     </w:p>
     <w:p>
@@ -1998,7 +2016,7 @@
         <w:rPr>
           <w:lang w:val="ru-RU" w:eastAsia="en-US"/>
         </w:rPr>
-        <w:t xml:space="preserve">2) Частное облако (private cloud). Облако предназначено для одной организации. Оно может размещаться в её центре обработки данных или у провайдера, но изолированно от других клиентов. Частное облако выбирают, когда важны контроль и безопасность.</w:t>
+        <w:t>2) Частное облако (private cloud). Облако предназначено для одной организации. Оно может размещаться в её центре обработки данных или у провайдера, но изолированно от других клиентов. Частное облако выбирают, когда важны контроль и безопасность.</w:t>
       </w:r>
     </w:p>
     <w:p>
@@ -2012,7 +2030,7 @@
         <w:rPr>
           <w:lang w:val="ru-RU" w:eastAsia="en-US"/>
         </w:rPr>
-        <w:t xml:space="preserve">3) Гибридное облако (hybrid cloud). Объединяет частную и публичную среды. Например, критичные данные хранятся в частной части, а внешние сервисы работают в публичной.</w:t>
+        <w:t>3) Гибридное облако (hybrid cloud). Объединяет частную и публичную среды. Например, критичные данные хранятся в частной части, а внешние сервисы работают в публичной.</w:t>
       </w:r>
     </w:p>
     <w:p>
@@ -2026,7 +2044,7 @@
         <w:rPr>
           <w:lang w:val="ru-RU" w:eastAsia="en-US"/>
         </w:rPr>
-        <w:t xml:space="preserve">4) Облако сообщества (community cloud). Инфраструктуру совместно используют несколько организаций с общими требованиями, например университеты или медицинские учреждения.</w:t>
+        <w:t>4) Облако сообщества (community cloud). Инфраструктуру совместно используют несколько организаций с общими требованиями, например университеты или медицинские учреждения.</w:t>
       </w:r>
     </w:p>
     <w:p>
@@ -2040,23 +2058,23 @@
         <w:rPr>
           <w:lang w:val="ru-RU" w:eastAsia="en-US"/>
         </w:rPr>
-        <w:t xml:space="preserve">Кроме того, на практике применяется мультиоблако (multi-cloud): организация пользуется услугами нескольких провайдеров, например хранит данные у одного, а вычисления выполняет у другого. Это снижает зависимость от одного поставщика. Мультиоблако не входит в классификацию NIST и может сочетаться с гибридной моделью.</w:t>
+        <w:t>Кроме того, на практике применяется мультиоблако (multi-cloud): организация пользуется услугами нескольких провайдеров, например хранит данные у одного, а вычисления выполняет у другого. Это снижает зависимость от одного поставщика. Мультиоблако не входит в классификацию NIST и может сочетаться с гибридной моделью.</w:t>
       </w:r>
     </w:p>
     <w:p>
       <w:pPr>
         <w:pStyle w:val="a"/>
-        <w:keepNext/>
         <w:ind w:left="0" w:firstLine="709"/>
         <w:rPr>
-          <w:lang w:val="ru-RU" w:eastAsia="en-US"/>
-        </w:rPr>
-      </w:pPr>
-      <w:r>
-        <w:rPr>
-          <w:lang w:val="ru-RU" w:eastAsia="en-US"/>
-        </w:rPr>
-        <w:t xml:space="preserve">Инфраструктура облачных вычислений</w:t>
+          <w:lang w:eastAsia="en-US"/>
+        </w:rPr>
+      </w:pPr>
+      <w:r>
+        <w:rPr>
+          <w:lang w:eastAsia="en-US"/>
+        </w:rPr>
+        <w:lastRenderedPageBreak/>
+        <w:t>Инфраструктура облачных вычислений</w:t>
       </w:r>
     </w:p>
     <w:p>
@@ -2071,7 +2089,7 @@
         <w:rPr>
           <w:lang w:val="ru-RU" w:eastAsia="en-US"/>
         </w:rPr>
-        <w:t xml:space="preserve">Облачная инфраструктура объединяет оборудование и программные средства, с помощью которых провайдер предоставляет услуги [2]. В ней можно выделить следующие составляющие:</w:t>
+        <w:t>Облачная инфраструктура объединяет оборудование и программные средства, с помощью которых провайдер предоставляет услуги [2]. В ней можно выделить следующие составляющие:</w:t>
       </w:r>
     </w:p>
     <w:p>
@@ -2085,7 +2103,7 @@
         <w:rPr>
           <w:lang w:val="ru-RU" w:eastAsia="en-US"/>
         </w:rPr>
-        <w:t xml:space="preserve">1) Физическая основа. В центре обработки данных (ЦОД) размещают серверы, системы хранения и сетевое оборудование. Оператор ЦОД обеспечивает электропитание, охлаждение и физическую защиту.</w:t>
+        <w:t>1) Физическая основа. В центре обработки данных (ЦОД) размещают серверы, системы хранения и сетевое оборудование. Оператор ЦОД обеспечивает электропитание, охлаждение и физическую защиту.</w:t>
       </w:r>
     </w:p>
     <w:p>
@@ -2099,7 +2117,7 @@
         <w:rPr>
           <w:lang w:val="ru-RU" w:eastAsia="en-US"/>
         </w:rPr>
-        <w:t xml:space="preserve">2) Распределение ресурсов. С помощью виртуализации на одном физическом сервере запускают несколько виртуальных машин, каждая со своей операционной системой. В контейнере размещают приложение и его зависимости, при этом контейнеры совместно используют ядро операционной системы. Провайдер автоматизирует выделение и освобождение ресурсов.</w:t>
+        <w:t>2) Распределение ресурсов. С помощью виртуализации на одном физическом сервере запускают несколько виртуальных машин, каждая со своей операционной системой. В контейнере размещают приложение и его зависимости, при этом контейнеры совместно используют ядро операционной системы. Провайдер автоматизирует выделение и освобождение ресурсов.</w:t>
       </w:r>
     </w:p>
     <w:p>
@@ -2113,7 +2131,7 @@
         <w:rPr>
           <w:lang w:val="ru-RU" w:eastAsia="en-US"/>
         </w:rPr>
-        <w:t xml:space="preserve">3) Сеть. Через физические и виртуальные сети пользователи и приложения обмениваются данными. Администратор ограничивает соединения правилами доступа и настраивает защищённую связь между площадками.</w:t>
+        <w:t>3) Сеть. Через физические и виртуальные сети пользователи и приложения обмениваются данными. Администратор ограничивает соединения правилами доступа и настраивает защищённую связь между площадками.</w:t>
       </w:r>
     </w:p>
     <w:p>
@@ -2127,7 +2145,7 @@
         <w:rPr>
           <w:lang w:val="ru-RU" w:eastAsia="en-US"/>
         </w:rPr>
-        <w:t xml:space="preserve">4) Хранение. Блочное хранилище используют как диск виртуальной машины. Файловое хранилище даёт сотрудникам и приложениям доступ к общим папкам. В объектном хранилище хранят архивы и файлы приложений.</w:t>
+        <w:t>4) Хранение. Блочное хранилище используют как диск виртуальной машины. Файловое хранилище даёт сотрудникам и приложениям доступ к общим папкам. В объектном хранилище хранят архивы и файлы приложений.</w:t>
       </w:r>
     </w:p>
     <w:p>
@@ -2141,7 +2159,7 @@
         <w:rPr>
           <w:lang w:val="ru-RU" w:eastAsia="en-US"/>
         </w:rPr>
-        <w:t xml:space="preserve">5) Управление и защита. Через панель управления или программный интерфейс клиент создаёт ресурсы и меняет настройки. Администратор назначает права доступа, следит за нагрузкой и ошибками, настраивает резервное копирование и проверяет восстановление.</w:t>
+        <w:t>5) Управление и защита. Через панель управления или программный интерфейс клиент создаёт ресурсы и меняет настройки. Администратор назначает права доступа, следит за нагрузкой и ошибками, настраивает резервное копирование и проверяет восстановление.</w:t>
       </w:r>
     </w:p>
     <w:p>
@@ -2155,23 +2173,22 @@
         <w:rPr>
           <w:lang w:val="ru-RU" w:eastAsia="en-US"/>
         </w:rPr>
-        <w:t xml:space="preserve">Для надёжной работы инфраструктуры важно различать три механизма [5]. Резервирование помогает сохранить работу при отказе оборудования. Резервная копия нужна, чтобы вернуть данные к сохранённому состоянию, например после ошибочного удаления. Репликация поддерживает копии текущих данных на других узлах и поэтому может перенести на них и ошибку.</w:t>
+        <w:t>Для надёжной работы инфраструктуры важно различать три механизма [5]. Резервирование помогает сохранить работу при отказе оборудования. Резервная копия нужна, чтобы вернуть данные к сохранённому состоянию, например после ошибочного удаления. Репликация поддерживает копии текущих данных на других узлах и поэтому может перенести на них и ошибку.</w:t>
       </w:r>
     </w:p>
     <w:p>
       <w:pPr>
         <w:pStyle w:val="a"/>
-        <w:keepNext/>
         <w:ind w:left="0" w:firstLine="709"/>
         <w:rPr>
-          <w:lang w:val="ru-RU" w:eastAsia="en-US"/>
-        </w:rPr>
-      </w:pPr>
-      <w:r>
-        <w:rPr>
-          <w:lang w:val="ru-RU" w:eastAsia="en-US"/>
-        </w:rPr>
-        <w:t xml:space="preserve">Переход к облачной инфраструктуре</w:t>
+          <w:lang w:eastAsia="en-US"/>
+        </w:rPr>
+      </w:pPr>
+      <w:r>
+        <w:rPr>
+          <w:lang w:eastAsia="en-US"/>
+        </w:rPr>
+        <w:t>Переход к облачной инфраструктуре</w:t>
       </w:r>
     </w:p>
     <w:p>
@@ -2186,7 +2203,7 @@
         <w:rPr>
           <w:lang w:val="ru-RU" w:eastAsia="en-US"/>
         </w:rPr>
-        <w:t xml:space="preserve">Перед переходом к облачной инфраструктуре организация определяет его цель, например запуск нового сервиса или обработку пиковых нагрузок. Затем она оценивает четыре основных аспекта [4]:</w:t>
+        <w:t>Перед переходом к облачной инфраструктуре организация определяет его цель, например запуск нового сервиса или обработку пиковых нагрузок. Затем она оценивает четыре основных аспекта [4]:</w:t>
       </w:r>
     </w:p>
     <w:p>
@@ -2200,7 +2217,7 @@
         <w:rPr>
           <w:lang w:val="ru-RU" w:eastAsia="en-US"/>
         </w:rPr>
-        <w:t xml:space="preserve">1) Приложения и данные. Специалисты составляют перечень систем, проверяют их связи, совместимость и лицензии. Для данных определяют объём, требования к хранению и доступу, для приложений – качество связи и допустимый простой.</w:t>
+        <w:t>1) Приложения и данные. Специалисты составляют перечень систем, проверяют их связи, совместимость и лицензии. Для данных определяют объём, требования к хранению и доступу, для приложений – качество связи и допустимый простой.</w:t>
       </w:r>
     </w:p>
     <w:p>
@@ -2214,7 +2231,7 @@
         <w:rPr>
           <w:lang w:val="ru-RU" w:eastAsia="en-US"/>
         </w:rPr>
-        <w:t xml:space="preserve">2) Расходы. Организация сравнивает стоимость своей инфраструктуры с расходами на облачные вычисления, хранение, передачу данных, поддержку и перенос. Публичное облако может сократить первоначальные вложения, но потребует регулярных платежей. После миграции расходы нужно контролировать и отключать ненужные ресурсы.</w:t>
+        <w:t>2) Расходы. Организация сравнивает стоимость своей инфраструктуры с расходами на облачные вычисления, хранение, передачу данных, поддержку и перенос. Публичное облако может сократить первоначальные вложения, но потребует регулярных платежей. После миграции расходы нужно контролировать и отключать ненужные ресурсы.</w:t>
       </w:r>
     </w:p>
     <w:p>
@@ -2228,7 +2245,8 @@
         <w:rPr>
           <w:lang w:val="ru-RU" w:eastAsia="en-US"/>
         </w:rPr>
-        <w:t xml:space="preserve">3) Безопасность и ответственность. Провайдер защищает инфраструктуру своей услуги. Клиент управляет данными, правами пользователей и доступными ему настройками защиты, а в IaaS также обновляет свою операционную систему и приложения. Точную границу обязанностей определяют выбранная услуга и договор [3].</w:t>
+        <w:lastRenderedPageBreak/>
+        <w:t>3) Безопасность и ответственность. Провайдер защищает инфраструктуру своей услуги. Клиент управляет данными, правами пользователей и доступными ему настройками защиты, а в IaaS также обновляет свою операционную систему и приложения. Точную границу обязанностей определяют выбранная услуга и договор [3].</w:t>
       </w:r>
     </w:p>
     <w:p>
@@ -2242,7 +2260,7 @@
         <w:rPr>
           <w:lang w:val="ru-RU" w:eastAsia="en-US"/>
         </w:rPr>
-        <w:t xml:space="preserve">4) Условия работы. Организация проверяет место хранения данных, требования к их защите и возможность выгрузить данные при смене провайдера. Она назначает ответственных за сервисы, обучает сотрудников и согласует порядок действий при сбое.</w:t>
+        <w:t>4) Условия работы. Организация проверяет место хранения данных, требования к их защите и возможность выгрузить данные при смене провайдера. Она назначает ответственных за сервисы, обучает сотрудников и согласует порядок действий при сбое.</w:t>
       </w:r>
     </w:p>
     <w:p>
@@ -2257,7 +2275,7 @@
         <w:rPr>
           <w:lang w:val="ru-RU" w:eastAsia="en-US"/>
         </w:rPr>
-        <w:t xml:space="preserve">Перенос проводят поэтапно [4]:</w:t>
+        <w:t>Перенос проводят поэтапно [4]:</w:t>
       </w:r>
     </w:p>
     <w:p>
@@ -2271,7 +2289,7 @@
         <w:rPr>
           <w:lang w:val="ru-RU" w:eastAsia="en-US"/>
         </w:rPr>
-        <w:t xml:space="preserve">1) Выбирают модель и провайдера, рассчитывают ресурсы и расходы.</w:t>
+        <w:t>1) Выбирают модель и провайдера, рассчитывают ресурсы и расходы.</w:t>
       </w:r>
     </w:p>
     <w:p>
@@ -2285,7 +2303,7 @@
         <w:rPr>
           <w:lang w:val="ru-RU" w:eastAsia="en-US"/>
         </w:rPr>
-        <w:t xml:space="preserve">2) Настраивают сеть, учётные записи, права доступа и резервное копирование.</w:t>
+        <w:t>2) Настраивают сеть, учётные записи, права доступа и резервное копирование.</w:t>
       </w:r>
     </w:p>
     <w:p>
@@ -2299,7 +2317,7 @@
         <w:rPr>
           <w:lang w:val="ru-RU" w:eastAsia="en-US"/>
         </w:rPr>
-        <w:t xml:space="preserve">3) Переносят тестовую систему и проверяют её работу, скорость и восстановление данных.</w:t>
+        <w:t>3) Переносят тестовую систему и проверяют её работу, скорость и восстановление данных.</w:t>
       </w:r>
     </w:p>
     <w:p>
@@ -2313,7 +2331,7 @@
         <w:rPr>
           <w:lang w:val="ru-RU" w:eastAsia="en-US"/>
         </w:rPr>
-        <w:t xml:space="preserve">4) Переносят остальные системы с учётом их связей. Перед переключением готовят план возврата к прежней среде.</w:t>
+        <w:t>4) Переносят остальные системы с учётом их связей. Перед переключением готовят план возврата к прежней среде.</w:t>
       </w:r>
     </w:p>
     <w:p>
@@ -2327,23 +2345,22 @@
         <w:rPr>
           <w:lang w:val="ru-RU" w:eastAsia="en-US"/>
         </w:rPr>
-        <w:t xml:space="preserve">5) Проверяют полноту данных и работу сервисов, затем следят за нагрузкой, защитой и расходами.</w:t>
+        <w:t>5) Проверяют полноту данных и работу сервисов, затем следят за нагрузкой, защитой и расходами.</w:t>
       </w:r>
     </w:p>
     <w:p>
       <w:pPr>
         <w:pStyle w:val="a"/>
-        <w:keepNext/>
         <w:ind w:left="0" w:firstLine="709"/>
         <w:rPr>
-          <w:lang w:val="ru-RU" w:eastAsia="en-US"/>
-        </w:rPr>
-      </w:pPr>
-      <w:r>
-        <w:rPr>
-          <w:lang w:val="ru-RU" w:eastAsia="en-US"/>
-        </w:rPr>
-        <w:t xml:space="preserve">Пример выбора облачной модели</w:t>
+          <w:lang w:eastAsia="en-US"/>
+        </w:rPr>
+      </w:pPr>
+      <w:r>
+        <w:rPr>
+          <w:lang w:eastAsia="en-US"/>
+        </w:rPr>
+        <w:t>Пример выбора облачной модели</w:t>
       </w:r>
     </w:p>
     <w:p>
@@ -2357,7 +2374,7 @@
         <w:rPr>
           <w:lang w:val="ru-RU" w:eastAsia="en-US"/>
         </w:rPr>
-        <w:t xml:space="preserve">Рассмотрим условный интернет-магазин, которому нужно выдерживать рост посещений во время распродаж. Команда может разместить сайт на PaaS в публичном облаке и настроить добавление ресурсов при росте нагрузки. Для почты подойдёт SaaS. Если у старой учётной системы есть особые требования к операционной системе, её можно разместить в IaaS после проверки совместимости. Перед переносом команда проверяет связь между сайтом и учётной системой, настраивает доступ и проверяет восстановление из резервной копии.</w:t>
+        <w:t>Рассмотрим условный интернет-магазин, которому нужно выдерживать рост посещений во время распродаж. Команда может разместить сайт на PaaS в публичном облаке и настроить добавление ресурсов при росте нагрузки. Для почты подойдёт SaaS. Если у старой учётной системы есть особые требования к операционной системе, её можно разместить в IaaS после проверки совместимости. Перед переносом команда проверяет связь между сайтом и учётной системой, настраивает доступ и проверяет восстановление из резервной копии.</w:t>
       </w:r>
     </w:p>
     <w:p>
@@ -2365,14 +2382,15 @@
         <w:pStyle w:val="a5"/>
         <w:pageBreakBefore/>
         <w:rPr>
-          <w:lang w:val="ru-RU" w:eastAsia="en-US"/>
-        </w:rPr>
-      </w:pPr>
-      <w:r>
-        <w:rPr>
-          <w:lang w:val="ru-RU" w:eastAsia="en-US"/>
-        </w:rPr>
-        <w:t xml:space="preserve">Заключение</w:t>
+          <w:lang w:eastAsia="en-US"/>
+        </w:rPr>
+      </w:pPr>
+      <w:r>
+        <w:rPr>
+          <w:lang w:eastAsia="en-US"/>
+        </w:rPr>
+        <w:lastRenderedPageBreak/>
+        <w:t>Заключение</w:t>
       </w:r>
     </w:p>
     <w:p>
@@ -2386,7 +2404,7 @@
         <w:rPr>
           <w:lang w:val="ru-RU" w:eastAsia="en-US"/>
         </w:rPr>
-        <w:t xml:space="preserve">В работе рассмотрены понятие облачных вычислений, сервисные модели и модели развертывания облака, состав облачной инфраструктуры, а также основные аспекты и этапы перехода к ней.</w:t>
+        <w:t>В работе рассмотрены понятие облачных вычислений, сервисные модели и модели развертывания облака, состав облачной инфраструктуры, а также основные аспекты и этапы перехода к ней.</w:t>
       </w:r>
     </w:p>
     <w:p>
@@ -2400,7 +2418,7 @@
         <w:rPr>
           <w:lang w:val="ru-RU" w:eastAsia="en-US"/>
         </w:rPr>
-        <w:t xml:space="preserve">Организация выбирает сервисную модель по объёму работ, который готова выполнять сама, а модель развертывания – по требованиям к среде. Для перехода ей нужно проверить приложения и данные, рассчитать расходы, распределить ответственность с провайдером и испытать перенос на тестовой системе. Экономию и надёжность оценивают по результатам работы выбранной системы.</w:t>
+        <w:t>Организация выбирает сервисную модель по объёму работ, который готова выполнять сама, а модель развертывания – по требованиям к среде. Для перехода ей нужно проверить приложения и данные, рассчитать расходы, распределить ответственность с провайдером и испытать перенос на тестовой системе. Экономию и надёжность оценивают по результатам работы выбранной системы.</w:t>
       </w:r>
     </w:p>
     <w:p>
@@ -2408,88 +2426,267 @@
         <w:pStyle w:val="a5"/>
         <w:pageBreakBefore/>
         <w:rPr>
-          <w:lang w:val="ru-RU" w:eastAsia="en-US"/>
-        </w:rPr>
-      </w:pPr>
-      <w:r>
-        <w:rPr>
-          <w:lang w:val="ru-RU" w:eastAsia="en-US"/>
-        </w:rPr>
-        <w:t xml:space="preserve">Список использованных источников</w:t>
+          <w:lang w:eastAsia="en-US"/>
+        </w:rPr>
+      </w:pPr>
+      <w:r>
+        <w:rPr>
+          <w:lang w:eastAsia="en-US"/>
+        </w:rPr>
+        <w:lastRenderedPageBreak/>
+        <w:t>Список использованных источников</w:t>
       </w:r>
     </w:p>
     <w:p>
       <w:pPr>
         <w:pStyle w:val="a7"/>
         <w:rPr>
-          <w:lang w:val="ru-RU" w:eastAsia="en-US"/>
-        </w:rPr>
-      </w:pPr>
-      <w:r>
-        <w:rPr>
-          <w:lang w:val="ru-RU" w:eastAsia="en-US"/>
-        </w:rPr>
-        <w:t xml:space="preserve">1. Mell, P. The NIST Definition of Cloud Computing : NIST Special Publication 800-145 [Electronic resource] / P. Mell, T. Grance. – Gaithersburg : NIST, 2011. – Mode of access: https://doi.org/10.6028/NIST.SP.800-145. – Date of access: 11.10.2026.</w:t>
+          <w:lang w:eastAsia="en-US"/>
+        </w:rPr>
+      </w:pPr>
+      <w:r>
+        <w:rPr>
+          <w:lang w:eastAsia="en-US"/>
+        </w:rPr>
+        <w:t xml:space="preserve">1. Mell, P. The NIST Definition of Cloud </w:t>
+      </w:r>
+      <w:proofErr w:type="gramStart"/>
+      <w:r>
+        <w:rPr>
+          <w:lang w:eastAsia="en-US"/>
+        </w:rPr>
+        <w:t>Computing :</w:t>
+      </w:r>
+      <w:proofErr w:type="gramEnd"/>
+      <w:r>
+        <w:rPr>
+          <w:lang w:eastAsia="en-US"/>
+        </w:rPr>
+        <w:t xml:space="preserve"> NIST Special Publication 800-145 [Electronic resource] / P. Mell, T. Grance. – </w:t>
+      </w:r>
+      <w:proofErr w:type="gramStart"/>
+      <w:r>
+        <w:rPr>
+          <w:lang w:eastAsia="en-US"/>
+        </w:rPr>
+        <w:t>Gaithersburg :</w:t>
+      </w:r>
+      <w:proofErr w:type="gramEnd"/>
+      <w:r>
+        <w:rPr>
+          <w:lang w:eastAsia="en-US"/>
+        </w:rPr>
+        <w:t xml:space="preserve"> NIST, 2011. – Mode of access: https://doi.org/10.6028/NIST.SP.800-145. – </w:t>
+      </w:r>
+      <w:bookmarkStart w:id="0" w:name="OLE_LINK19"/>
+      <w:r>
+        <w:rPr>
+          <w:lang w:val="ru-RU" w:eastAsia="en-US"/>
+        </w:rPr>
+        <w:t>Дата</w:t>
+      </w:r>
+      <w:r>
+        <w:rPr>
+          <w:lang w:eastAsia="en-US"/>
+        </w:rPr>
+        <w:t xml:space="preserve"> </w:t>
+      </w:r>
+      <w:r>
+        <w:rPr>
+          <w:lang w:val="ru-RU" w:eastAsia="en-US"/>
+        </w:rPr>
+        <w:t>доступа</w:t>
+      </w:r>
+      <w:bookmarkEnd w:id="0"/>
+      <w:r>
+        <w:rPr>
+          <w:lang w:eastAsia="en-US"/>
+        </w:rPr>
+        <w:t>: 11.10.2026.</w:t>
       </w:r>
     </w:p>
     <w:p>
       <w:pPr>
         <w:pStyle w:val="a7"/>
         <w:rPr>
-          <w:lang w:val="ru-RU" w:eastAsia="en-US"/>
-        </w:rPr>
-      </w:pPr>
-      <w:r>
-        <w:rPr>
-          <w:lang w:val="ru-RU" w:eastAsia="en-US"/>
-        </w:rPr>
-        <w:t xml:space="preserve">2. Liu, F. NIST Cloud Computing Reference Architecture : NIST Special Publication 500-292 [Electronic resource] / F. Liu [et al.]. – Gaithersburg : NIST, 2011. – Mode of access: https://doi.org/10.6028/NIST.SP.500-292. – Date of access: 11.10.2026.</w:t>
+          <w:lang w:eastAsia="en-US"/>
+        </w:rPr>
+      </w:pPr>
+      <w:r>
+        <w:rPr>
+          <w:lang w:eastAsia="en-US"/>
+        </w:rPr>
+        <w:t xml:space="preserve">2. Liu, F. NIST Cloud Computing Reference </w:t>
+      </w:r>
+      <w:proofErr w:type="gramStart"/>
+      <w:r>
+        <w:rPr>
+          <w:lang w:eastAsia="en-US"/>
+        </w:rPr>
+        <w:t>Architecture :</w:t>
+      </w:r>
+      <w:proofErr w:type="gramEnd"/>
+      <w:r>
+        <w:rPr>
+          <w:lang w:eastAsia="en-US"/>
+        </w:rPr>
+        <w:t xml:space="preserve"> NIST Special Publication 500-292 [Electronic resource] / F. Liu [et al.]. – </w:t>
+      </w:r>
+      <w:proofErr w:type="gramStart"/>
+      <w:r>
+        <w:rPr>
+          <w:lang w:eastAsia="en-US"/>
+        </w:rPr>
+        <w:t>Gaithersburg :</w:t>
+      </w:r>
+      <w:proofErr w:type="gramEnd"/>
+      <w:r>
+        <w:rPr>
+          <w:lang w:eastAsia="en-US"/>
+        </w:rPr>
+        <w:t xml:space="preserve"> NIST, 2011. – Mode of access: https://doi.org/10.6028/NIST.SP.500-292. – </w:t>
+      </w:r>
+      <w:r>
+        <w:rPr>
+          <w:lang w:val="ru-RU" w:eastAsia="en-US"/>
+        </w:rPr>
+        <w:t>Дата</w:t>
+      </w:r>
+      <w:r>
+        <w:rPr>
+          <w:lang w:eastAsia="en-US"/>
+        </w:rPr>
+        <w:t xml:space="preserve"> </w:t>
+      </w:r>
+      <w:r>
+        <w:rPr>
+          <w:lang w:val="ru-RU" w:eastAsia="en-US"/>
+        </w:rPr>
+        <w:t>доступа</w:t>
+      </w:r>
+      <w:r>
+        <w:rPr>
+          <w:lang w:eastAsia="en-US"/>
+        </w:rPr>
+        <w:t>: 11.10.2026.</w:t>
       </w:r>
     </w:p>
     <w:p>
       <w:pPr>
         <w:pStyle w:val="a7"/>
         <w:rPr>
-          <w:lang w:val="ru-RU" w:eastAsia="en-US"/>
-        </w:rPr>
-      </w:pPr>
-      <w:r>
-        <w:rPr>
-          <w:lang w:val="ru-RU" w:eastAsia="en-US"/>
-        </w:rPr>
-        <w:t xml:space="preserve">3. Shared Responsibility Model [Electronic resource] / Amazon Web Services. – Mode of access: https://aws.amazon.com/compliance/shared-responsibility-model/. – Date of access: 11.10.2026.</w:t>
+          <w:lang w:eastAsia="en-US"/>
+        </w:rPr>
+      </w:pPr>
+      <w:r>
+        <w:rPr>
+          <w:lang w:eastAsia="en-US"/>
+        </w:rPr>
+        <w:t xml:space="preserve">3. Shared Responsibility Model [Electronic resource] / Amazon Web Services. – Mode of access: https://aws.amazon.com/compliance/shared-responsibility-model/. – </w:t>
+      </w:r>
+      <w:r>
+        <w:rPr>
+          <w:lang w:val="ru-RU" w:eastAsia="en-US"/>
+        </w:rPr>
+        <w:t>Дата</w:t>
+      </w:r>
+      <w:r>
+        <w:rPr>
+          <w:lang w:eastAsia="en-US"/>
+        </w:rPr>
+        <w:t xml:space="preserve"> </w:t>
+      </w:r>
+      <w:r>
+        <w:rPr>
+          <w:lang w:val="ru-RU" w:eastAsia="en-US"/>
+        </w:rPr>
+        <w:t>доступа</w:t>
+      </w:r>
+      <w:r>
+        <w:rPr>
+          <w:lang w:eastAsia="en-US"/>
+        </w:rPr>
+        <w:t>: 11.10.2026.</w:t>
       </w:r>
     </w:p>
     <w:p>
       <w:pPr>
         <w:pStyle w:val="a7"/>
         <w:rPr>
-          <w:lang w:val="ru-RU" w:eastAsia="en-US"/>
-        </w:rPr>
-      </w:pPr>
-      <w:r>
-        <w:rPr>
-          <w:lang w:val="ru-RU" w:eastAsia="en-US"/>
-        </w:rPr>
-        <w:t xml:space="preserve">4. Plan your migration [Electronic resource] // Microsoft Cloud Adoption Framework. – Mode of access: https://learn.microsoft.com/en-us/azure/cloud-adoption-framework/migrate/plan-migration. – Date of access: 11.10.2026.</w:t>
+          <w:lang w:eastAsia="en-US"/>
+        </w:rPr>
+      </w:pPr>
+      <w:r>
+        <w:rPr>
+          <w:lang w:eastAsia="en-US"/>
+        </w:rPr>
+        <w:t xml:space="preserve">4. Plan your migration [Electronic resource] // Microsoft Cloud Adoption Framework. – Mode of access: https://learn.microsoft.com/en-us/azure/cloud-adoption-framework/migrate/plan-migration. – </w:t>
+      </w:r>
+      <w:r>
+        <w:rPr>
+          <w:lang w:val="ru-RU" w:eastAsia="en-US"/>
+        </w:rPr>
+        <w:t>Дата</w:t>
+      </w:r>
+      <w:r>
+        <w:rPr>
+          <w:lang w:eastAsia="en-US"/>
+        </w:rPr>
+        <w:t xml:space="preserve"> </w:t>
+      </w:r>
+      <w:r>
+        <w:rPr>
+          <w:lang w:val="ru-RU" w:eastAsia="en-US"/>
+        </w:rPr>
+        <w:t>доступа</w:t>
+      </w:r>
+      <w:r>
+        <w:rPr>
+          <w:lang w:eastAsia="en-US"/>
+        </w:rPr>
+        <w:t>: 11.10.2026.</w:t>
       </w:r>
     </w:p>
     <w:p>
       <w:pPr>
         <w:pStyle w:val="a7"/>
         <w:rPr>
-          <w:lang w:val="ru-RU" w:eastAsia="en-US"/>
-        </w:rPr>
-      </w:pPr>
-      <w:r>
-        <w:rPr>
-          <w:lang w:val="ru-RU" w:eastAsia="en-US"/>
-        </w:rPr>
-        <w:t xml:space="preserve">5. Redundancy, replication, and backup [Electronic resource] // Microsoft Learn. – Mode of access: https://learn.microsoft.com/en-us/azure/reliability/concept-redundancy-replication-backup. – Date of access: 11.10.2026.</w:t>
+          <w:lang w:eastAsia="en-US"/>
+        </w:rPr>
+      </w:pPr>
+      <w:r>
+        <w:rPr>
+          <w:lang w:eastAsia="en-US"/>
+        </w:rPr>
+        <w:t xml:space="preserve">5. Redundancy, replication, and backup [Electronic resource] // Microsoft Learn. – Mode of access: https://learn.microsoft.com/en-us/azure/reliability/concept-redundancy-replication-backup. – </w:t>
+      </w:r>
+      <w:r>
+        <w:rPr>
+          <w:lang w:val="ru-RU" w:eastAsia="en-US"/>
+        </w:rPr>
+        <w:t>Дата</w:t>
+      </w:r>
+      <w:r>
+        <w:rPr>
+          <w:lang w:eastAsia="en-US"/>
+        </w:rPr>
+        <w:t xml:space="preserve"> </w:t>
+      </w:r>
+      <w:r>
+        <w:rPr>
+          <w:lang w:val="ru-RU" w:eastAsia="en-US"/>
+        </w:rPr>
+        <w:t>доступа</w:t>
+      </w:r>
+      <w:r>
+        <w:rPr>
+          <w:lang w:eastAsia="en-US"/>
+        </w:rPr>
+        <w:t>: 11.10.2026.</w:t>
       </w:r>
     </w:p>
     <w:sectPr>
-      <w:footerReference w:type="default" r:id="rId34"/>
+      <w:footerReference w:type="default" r:id="rId8"/>
       <w:pgSz w:w="11906" w:h="16838"/>
       <w:pgMar w:top="1134" w:right="851" w:bottom="1531" w:left="1701" w:header="708" w:footer="708" w:gutter="0"/>
       <w:cols w:space="708"/>
